--- a/docs/Auftragsblätter/07_Resilienz_Skalierung_Observability.docx
+++ b/docs/Auftragsblätter/07_Resilienz_Skalierung_Observability.docx
@@ -215,7 +215,23 @@
           <w:sz w:val="21"/>
           <w:lang w:val="de-CH"/>
         </w:rPr>
-        <w:t>einen Rückstau im Dashboard erkennen und eine Ursache prüfen,</w:t>
+        <w:t xml:space="preserve">einen </w:t>
+      </w:r>
+      <w:proofErr w:type="gramStart"/>
+      <w:r>
+        <w:rPr>
+          <w:sz w:val="21"/>
+          <w:lang w:val="de-CH"/>
+        </w:rPr>
+        <w:t>Rückstau</w:t>
+      </w:r>
+      <w:proofErr w:type="gramEnd"/>
+      <w:r>
+        <w:rPr>
+          <w:sz w:val="21"/>
+          <w:lang w:val="de-CH"/>
+        </w:rPr>
+        <w:t xml:space="preserve"> im Dashboard erkennen und eine Ursache prüfen,</w:t>
       </w:r>
     </w:p>
     <w:p>
@@ -364,7 +380,23 @@
           <w:sz w:val="21"/>
           <w:lang w:val="de-CH"/>
         </w:rPr>
-        <w:t>Laden Sie das angehängte Kurs-ZIP aus Release v1.1.0 herunter, nicht «Source code (</w:t>
+        <w:t>Laden Sie das angehängte Kurs-ZIP aus Release v1.1.0 herunter, nicht «</w:t>
+      </w:r>
+      <w:proofErr w:type="spellStart"/>
+      <w:r>
+        <w:rPr>
+          <w:sz w:val="21"/>
+          <w:lang w:val="de-CH"/>
+        </w:rPr>
+        <w:t>Source</w:t>
+      </w:r>
+      <w:proofErr w:type="spellEnd"/>
+      <w:r>
+        <w:rPr>
+          <w:sz w:val="21"/>
+          <w:lang w:val="de-CH"/>
+        </w:rPr>
+        <w:t xml:space="preserve"> code (</w:t>
       </w:r>
       <w:proofErr w:type="spellStart"/>
       <w:r>
@@ -1087,8 +1119,18 @@
                 <w:color w:val="F9FAFB"/>
                 <w:sz w:val="18"/>
               </w:rPr>
-              <w:t>sh ../vsc-dispatch-city-07-observability/install.sh .</w:t>
-            </w:r>
+              <w:t xml:space="preserve">sh </w:t>
+            </w:r>
+            <w:proofErr w:type="gramStart"/>
+            <w:r>
+              <w:rPr>
+                <w:rFonts w:ascii="Courier New" w:hAnsi="Courier New"/>
+                <w:color w:val="F9FAFB"/>
+                <w:sz w:val="18"/>
+              </w:rPr>
+              <w:t>../vsc-dispatch-city-07-observability/install.sh .</w:t>
+            </w:r>
+            <w:proofErr w:type="gramEnd"/>
             <w:r>
               <w:rPr>
                 <w:rFonts w:ascii="Courier New" w:hAnsi="Courier New"/>
@@ -1562,7 +1604,23 @@
           <w:color w:val="4D5968"/>
           <w:sz w:val="21"/>
         </w:rPr>
-        <w:t xml:space="preserve"> -n monitoring get pods. «No data» ist nicht dasselbe wie der Messwert 0.</w:t>
+        <w:t xml:space="preserve"> -n monitoring </w:t>
+      </w:r>
+      <w:proofErr w:type="gramStart"/>
+      <w:r>
+        <w:rPr>
+          <w:color w:val="4D5968"/>
+          <w:sz w:val="21"/>
+        </w:rPr>
+        <w:t>get</w:t>
+      </w:r>
+      <w:proofErr w:type="gramEnd"/>
+      <w:r>
+        <w:rPr>
+          <w:color w:val="4D5968"/>
+          <w:sz w:val="21"/>
+        </w:rPr>
+        <w:t xml:space="preserve"> pods. «No data» ist nicht dasselbe wie der Messwert 0.</w:t>
       </w:r>
     </w:p>
     <w:p>
@@ -1639,7 +1697,27 @@
                 <w:sz w:val="30"/>
                 <w:lang w:val="de-CH"/>
               </w:rPr>
-              <w:t>Den Rückstau erkennen</w:t>
+              <w:t xml:space="preserve">Den </w:t>
+            </w:r>
+            <w:proofErr w:type="gramStart"/>
+            <w:r>
+              <w:rPr>
+                <w:b/>
+                <w:color w:val="173A70"/>
+                <w:sz w:val="30"/>
+                <w:lang w:val="de-CH"/>
+              </w:rPr>
+              <w:t>Rückstau</w:t>
+            </w:r>
+            <w:proofErr w:type="gramEnd"/>
+            <w:r>
+              <w:rPr>
+                <w:b/>
+                <w:color w:val="173A70"/>
+                <w:sz w:val="30"/>
+                <w:lang w:val="de-CH"/>
+              </w:rPr>
+              <w:t xml:space="preserve"> erkennen</w:t>
             </w:r>
           </w:p>
           <w:p>
@@ -1947,7 +2025,23 @@
           <w:sz w:val="21"/>
           <w:lang w:val="de-CH"/>
         </w:rPr>
-        <w:t>Die Warteschlange sollte sich nach und nach leeren. Falls sie weiter wächst: Sind neue Bestellungen schneller als die Verarbeitung? Ist der Worker bereit? Wählen Sie eine dieser Fragen und prüfen Sie sie.</w:t>
+        <w:t xml:space="preserve">Die Warteschlange sollte sich nach und nach leeren. Falls sie </w:t>
+      </w:r>
+      <w:proofErr w:type="gramStart"/>
+      <w:r>
+        <w:rPr>
+          <w:sz w:val="21"/>
+          <w:lang w:val="de-CH"/>
+        </w:rPr>
+        <w:t>weiter wächst</w:t>
+      </w:r>
+      <w:proofErr w:type="gramEnd"/>
+      <w:r>
+        <w:rPr>
+          <w:sz w:val="21"/>
+          <w:lang w:val="de-CH"/>
+        </w:rPr>
+        <w:t>: Sind neue Bestellungen schneller als die Verarbeitung? Ist der Worker bereit? Wählen Sie eine dieser Fragen und prüfen Sie sie.</w:t>
       </w:r>
     </w:p>
     <w:tbl>
@@ -1997,7 +2091,23 @@
                 <w:sz w:val="20"/>
                 <w:lang w:val="de-CH"/>
               </w:rPr>
-              <w:t>Sie sehen Rückstau und anschliessend seine Auflösung im Zeitverlauf.</w:t>
+              <w:t xml:space="preserve">Sie sehen </w:t>
+            </w:r>
+            <w:proofErr w:type="gramStart"/>
+            <w:r>
+              <w:rPr>
+                <w:sz w:val="20"/>
+                <w:lang w:val="de-CH"/>
+              </w:rPr>
+              <w:t>Rückstau</w:t>
+            </w:r>
+            <w:proofErr w:type="gramEnd"/>
+            <w:r>
+              <w:rPr>
+                <w:sz w:val="20"/>
+                <w:lang w:val="de-CH"/>
+              </w:rPr>
+              <w:t xml:space="preserve"> und anschliessend seine Auflösung im Zeitverlauf.</w:t>
             </w:r>
           </w:p>
         </w:tc>
@@ -2609,7 +2719,7 @@
                 <w:sz w:val="18"/>
                 <w:lang w:val="de-CH"/>
               </w:rPr>
-              <w:t xml:space="preserve"> -n betrieb-</w:t>
+              <w:t xml:space="preserve"> -n betrieb-lab </w:t>
             </w:r>
             <w:proofErr w:type="spellStart"/>
             <w:r>
@@ -2619,7 +2729,7 @@
                 <w:sz w:val="18"/>
                 <w:lang w:val="de-CH"/>
               </w:rPr>
-              <w:t>lab</w:t>
+              <w:t>exec</w:t>
             </w:r>
             <w:proofErr w:type="spellEnd"/>
             <w:r>
@@ -2629,7 +2739,7 @@
                 <w:sz w:val="18"/>
                 <w:lang w:val="de-CH"/>
               </w:rPr>
-              <w:t xml:space="preserve"> </w:t>
+              <w:t xml:space="preserve"> PODNAME -- mv /</w:t>
             </w:r>
             <w:proofErr w:type="spellStart"/>
             <w:r>
@@ -2639,7 +2749,7 @@
                 <w:sz w:val="18"/>
                 <w:lang w:val="de-CH"/>
               </w:rPr>
-              <w:t>exec</w:t>
+              <w:t>tmp</w:t>
             </w:r>
             <w:proofErr w:type="spellEnd"/>
             <w:r>
@@ -2649,7 +2759,7 @@
                 <w:sz w:val="18"/>
                 <w:lang w:val="de-CH"/>
               </w:rPr>
-              <w:t xml:space="preserve"> PODNAME -- mv /</w:t>
+              <w:t>/</w:t>
             </w:r>
             <w:proofErr w:type="spellStart"/>
             <w:r>
@@ -2659,7 +2769,7 @@
                 <w:sz w:val="18"/>
                 <w:lang w:val="de-CH"/>
               </w:rPr>
-              <w:t>tmp</w:t>
+              <w:t>ready</w:t>
             </w:r>
             <w:proofErr w:type="spellEnd"/>
             <w:r>
@@ -2669,7 +2779,7 @@
                 <w:sz w:val="18"/>
                 <w:lang w:val="de-CH"/>
               </w:rPr>
-              <w:t>/</w:t>
+              <w:t xml:space="preserve"> /</w:t>
             </w:r>
             <w:proofErr w:type="spellStart"/>
             <w:r>
@@ -2679,7 +2789,7 @@
                 <w:sz w:val="18"/>
                 <w:lang w:val="de-CH"/>
               </w:rPr>
-              <w:t>ready</w:t>
+              <w:t>tmp</w:t>
             </w:r>
             <w:proofErr w:type="spellEnd"/>
             <w:r>
@@ -2689,7 +2799,7 @@
                 <w:sz w:val="18"/>
                 <w:lang w:val="de-CH"/>
               </w:rPr>
-              <w:t xml:space="preserve"> /</w:t>
+              <w:t>/not-</w:t>
             </w:r>
             <w:proofErr w:type="spellStart"/>
             <w:r>
@@ -2699,7 +2809,7 @@
                 <w:sz w:val="18"/>
                 <w:lang w:val="de-CH"/>
               </w:rPr>
-              <w:t>tmp</w:t>
+              <w:t>ready</w:t>
             </w:r>
             <w:proofErr w:type="spellEnd"/>
             <w:r>
@@ -2709,7 +2819,7 @@
                 <w:sz w:val="18"/>
                 <w:lang w:val="de-CH"/>
               </w:rPr>
-              <w:t>/not-</w:t>
+              <w:br/>
             </w:r>
             <w:proofErr w:type="spellStart"/>
             <w:r>
@@ -2719,7 +2829,7 @@
                 <w:sz w:val="18"/>
                 <w:lang w:val="de-CH"/>
               </w:rPr>
-              <w:t>ready</w:t>
+              <w:t>kubectl</w:t>
             </w:r>
             <w:proofErr w:type="spellEnd"/>
             <w:r>
@@ -2729,7 +2839,7 @@
                 <w:sz w:val="18"/>
                 <w:lang w:val="de-CH"/>
               </w:rPr>
-              <w:br/>
+              <w:t xml:space="preserve"> -n betrieb-lab </w:t>
             </w:r>
             <w:proofErr w:type="spellStart"/>
             <w:r>
@@ -2739,7 +2849,7 @@
                 <w:sz w:val="18"/>
                 <w:lang w:val="de-CH"/>
               </w:rPr>
-              <w:t>kubectl</w:t>
+              <w:t>get</w:t>
             </w:r>
             <w:proofErr w:type="spellEnd"/>
             <w:r>
@@ -2749,7 +2859,7 @@
                 <w:sz w:val="18"/>
                 <w:lang w:val="de-CH"/>
               </w:rPr>
-              <w:t xml:space="preserve"> -n betrieb-</w:t>
+              <w:t xml:space="preserve"> </w:t>
             </w:r>
             <w:proofErr w:type="spellStart"/>
             <w:r>
@@ -2759,7 +2869,7 @@
                 <w:sz w:val="18"/>
                 <w:lang w:val="de-CH"/>
               </w:rPr>
-              <w:t>lab</w:t>
+              <w:t>pods</w:t>
             </w:r>
             <w:proofErr w:type="spellEnd"/>
             <w:r>
@@ -2769,7 +2879,7 @@
                 <w:sz w:val="18"/>
                 <w:lang w:val="de-CH"/>
               </w:rPr>
-              <w:t xml:space="preserve"> </w:t>
+              <w:br/>
             </w:r>
             <w:proofErr w:type="spellStart"/>
             <w:r>
@@ -2779,7 +2889,7 @@
                 <w:sz w:val="18"/>
                 <w:lang w:val="de-CH"/>
               </w:rPr>
-              <w:t>get</w:t>
+              <w:t>kubectl</w:t>
             </w:r>
             <w:proofErr w:type="spellEnd"/>
             <w:r>
@@ -2789,67 +2899,7 @@
                 <w:sz w:val="18"/>
                 <w:lang w:val="de-CH"/>
               </w:rPr>
-              <w:t xml:space="preserve"> </w:t>
-            </w:r>
-            <w:proofErr w:type="spellStart"/>
-            <w:r>
-              <w:rPr>
-                <w:rFonts w:ascii="Courier New" w:hAnsi="Courier New"/>
-                <w:color w:val="F9FAFB"/>
-                <w:sz w:val="18"/>
-                <w:lang w:val="de-CH"/>
-              </w:rPr>
-              <w:t>pods</w:t>
-            </w:r>
-            <w:proofErr w:type="spellEnd"/>
-            <w:r>
-              <w:rPr>
-                <w:rFonts w:ascii="Courier New" w:hAnsi="Courier New"/>
-                <w:color w:val="F9FAFB"/>
-                <w:sz w:val="18"/>
-                <w:lang w:val="de-CH"/>
-              </w:rPr>
-              <w:br/>
-            </w:r>
-            <w:proofErr w:type="spellStart"/>
-            <w:r>
-              <w:rPr>
-                <w:rFonts w:ascii="Courier New" w:hAnsi="Courier New"/>
-                <w:color w:val="F9FAFB"/>
-                <w:sz w:val="18"/>
-                <w:lang w:val="de-CH"/>
-              </w:rPr>
-              <w:t>kubectl</w:t>
-            </w:r>
-            <w:proofErr w:type="spellEnd"/>
-            <w:r>
-              <w:rPr>
-                <w:rFonts w:ascii="Courier New" w:hAnsi="Courier New"/>
-                <w:color w:val="F9FAFB"/>
-                <w:sz w:val="18"/>
-                <w:lang w:val="de-CH"/>
-              </w:rPr>
-              <w:t xml:space="preserve"> -n betrieb-</w:t>
-            </w:r>
-            <w:proofErr w:type="spellStart"/>
-            <w:r>
-              <w:rPr>
-                <w:rFonts w:ascii="Courier New" w:hAnsi="Courier New"/>
-                <w:color w:val="F9FAFB"/>
-                <w:sz w:val="18"/>
-                <w:lang w:val="de-CH"/>
-              </w:rPr>
-              <w:t>lab</w:t>
-            </w:r>
-            <w:proofErr w:type="spellEnd"/>
-            <w:r>
-              <w:rPr>
-                <w:rFonts w:ascii="Courier New" w:hAnsi="Courier New"/>
-                <w:color w:val="F9FAFB"/>
-                <w:sz w:val="18"/>
-                <w:lang w:val="de-CH"/>
-              </w:rPr>
-              <w:t xml:space="preserve"> </w:t>
+              <w:t xml:space="preserve"> -n betrieb-lab </w:t>
             </w:r>
             <w:proofErr w:type="spellStart"/>
             <w:r>
@@ -2976,6 +3026,7 @@
         <w:t xml:space="preserve"> die Felder targetRef.name und </w:t>
       </w:r>
       <w:proofErr w:type="spellStart"/>
+      <w:proofErr w:type="gramStart"/>
       <w:r>
         <w:rPr>
           <w:sz w:val="21"/>
@@ -2984,6 +3035,7 @@
         <w:t>conditions.ready</w:t>
       </w:r>
       <w:proofErr w:type="spellEnd"/>
+      <w:proofErr w:type="gramEnd"/>
       <w:r>
         <w:rPr>
           <w:sz w:val="21"/>
@@ -3811,7 +3863,7 @@
                 <w:sz w:val="18"/>
                 <w:lang w:val="de-CH"/>
               </w:rPr>
-              <w:t xml:space="preserve"> -n betrieb-</w:t>
+              <w:t xml:space="preserve"> -n betrieb-lab </w:t>
             </w:r>
             <w:proofErr w:type="spellStart"/>
             <w:r>
@@ -3821,7 +3873,7 @@
                 <w:sz w:val="18"/>
                 <w:lang w:val="de-CH"/>
               </w:rPr>
-              <w:t>lab</w:t>
+              <w:t>set</w:t>
             </w:r>
             <w:proofErr w:type="spellEnd"/>
             <w:r>
@@ -3841,7 +3893,7 @@
                 <w:sz w:val="18"/>
                 <w:lang w:val="de-CH"/>
               </w:rPr>
-              <w:t>set</w:t>
+              <w:t>image</w:t>
             </w:r>
             <w:proofErr w:type="spellEnd"/>
             <w:r>
@@ -3861,7 +3913,7 @@
                 <w:sz w:val="18"/>
                 <w:lang w:val="de-CH"/>
               </w:rPr>
-              <w:t>image</w:t>
+              <w:t>deployment</w:t>
             </w:r>
             <w:proofErr w:type="spellEnd"/>
             <w:r>
@@ -3871,9 +3923,10 @@
                 <w:sz w:val="18"/>
                 <w:lang w:val="de-CH"/>
               </w:rPr>
-              <w:t xml:space="preserve"> </w:t>
+              <w:t>/lab-web web=</w:t>
             </w:r>
             <w:proofErr w:type="spellStart"/>
+            <w:proofErr w:type="gramStart"/>
             <w:r>
               <w:rPr>
                 <w:rFonts w:ascii="Courier New" w:hAnsi="Courier New"/>
@@ -3881,9 +3934,9 @@
                 <w:sz w:val="18"/>
                 <w:lang w:val="de-CH"/>
               </w:rPr>
-              <w:t>deployment</w:t>
-            </w:r>
-            <w:proofErr w:type="spellEnd"/>
+              <w:t>nginx:absichtlich</w:t>
+            </w:r>
+            <w:proofErr w:type="gramEnd"/>
             <w:r>
               <w:rPr>
                 <w:rFonts w:ascii="Courier New" w:hAnsi="Courier New"/>
@@ -3891,9 +3944,9 @@
                 <w:sz w:val="18"/>
                 <w:lang w:val="de-CH"/>
               </w:rPr>
-              <w:t>/lab-web web=</w:t>
-            </w:r>
-            <w:proofErr w:type="spellStart"/>
+              <w:t>-falsch</w:t>
+            </w:r>
+            <w:proofErr w:type="spellEnd"/>
             <w:r>
               <w:rPr>
                 <w:rFonts w:ascii="Courier New" w:hAnsi="Courier New"/>
@@ -3901,9 +3954,9 @@
                 <w:sz w:val="18"/>
                 <w:lang w:val="de-CH"/>
               </w:rPr>
-              <w:t>nginx:absichtlich-falsch</w:t>
-            </w:r>
-            <w:proofErr w:type="spellEnd"/>
+              <w:br/>
+            </w:r>
+            <w:proofErr w:type="spellStart"/>
             <w:r>
               <w:rPr>
                 <w:rFonts w:ascii="Courier New" w:hAnsi="Courier New"/>
@@ -3911,9 +3964,9 @@
                 <w:sz w:val="18"/>
                 <w:lang w:val="de-CH"/>
               </w:rPr>
-              <w:br/>
-            </w:r>
-            <w:proofErr w:type="spellStart"/>
+              <w:t>kubectl</w:t>
+            </w:r>
+            <w:proofErr w:type="spellEnd"/>
             <w:r>
               <w:rPr>
                 <w:rFonts w:ascii="Courier New" w:hAnsi="Courier New"/>
@@ -3921,9 +3974,9 @@
                 <w:sz w:val="18"/>
                 <w:lang w:val="de-CH"/>
               </w:rPr>
-              <w:t>kubectl</w:t>
-            </w:r>
-            <w:proofErr w:type="spellEnd"/>
+              <w:t xml:space="preserve"> -n betrieb-lab </w:t>
+            </w:r>
+            <w:proofErr w:type="spellStart"/>
             <w:r>
               <w:rPr>
                 <w:rFonts w:ascii="Courier New" w:hAnsi="Courier New"/>
@@ -3931,9 +3984,9 @@
                 <w:sz w:val="18"/>
                 <w:lang w:val="de-CH"/>
               </w:rPr>
-              <w:t xml:space="preserve"> -n betrieb-</w:t>
-            </w:r>
-            <w:proofErr w:type="spellStart"/>
+              <w:t>get</w:t>
+            </w:r>
+            <w:proofErr w:type="spellEnd"/>
             <w:r>
               <w:rPr>
                 <w:rFonts w:ascii="Courier New" w:hAnsi="Courier New"/>
@@ -3941,9 +3994,9 @@
                 <w:sz w:val="18"/>
                 <w:lang w:val="de-CH"/>
               </w:rPr>
-              <w:t>lab</w:t>
-            </w:r>
-            <w:proofErr w:type="spellEnd"/>
+              <w:t xml:space="preserve"> </w:t>
+            </w:r>
+            <w:proofErr w:type="spellStart"/>
             <w:r>
               <w:rPr>
                 <w:rFonts w:ascii="Courier New" w:hAnsi="Courier New"/>
@@ -3951,9 +4004,9 @@
                 <w:sz w:val="18"/>
                 <w:lang w:val="de-CH"/>
               </w:rPr>
-              <w:t xml:space="preserve"> </w:t>
-            </w:r>
-            <w:proofErr w:type="spellStart"/>
+              <w:t>pods</w:t>
+            </w:r>
+            <w:proofErr w:type="spellEnd"/>
             <w:r>
               <w:rPr>
                 <w:rFonts w:ascii="Courier New" w:hAnsi="Courier New"/>
@@ -3961,9 +4014,9 @@
                 <w:sz w:val="18"/>
                 <w:lang w:val="de-CH"/>
               </w:rPr>
-              <w:t>get</w:t>
-            </w:r>
-            <w:proofErr w:type="spellEnd"/>
+              <w:br/>
+            </w:r>
+            <w:proofErr w:type="spellStart"/>
             <w:r>
               <w:rPr>
                 <w:rFonts w:ascii="Courier New" w:hAnsi="Courier New"/>
@@ -3971,9 +4024,9 @@
                 <w:sz w:val="18"/>
                 <w:lang w:val="de-CH"/>
               </w:rPr>
-              <w:t xml:space="preserve"> </w:t>
-            </w:r>
-            <w:proofErr w:type="spellStart"/>
+              <w:t>kubectl</w:t>
+            </w:r>
+            <w:proofErr w:type="spellEnd"/>
             <w:r>
               <w:rPr>
                 <w:rFonts w:ascii="Courier New" w:hAnsi="Courier New"/>
@@ -3981,57 +4034,7 @@
                 <w:sz w:val="18"/>
                 <w:lang w:val="de-CH"/>
               </w:rPr>
-              <w:t>pods</w:t>
-            </w:r>
-            <w:proofErr w:type="spellEnd"/>
-            <w:r>
-              <w:rPr>
-                <w:rFonts w:ascii="Courier New" w:hAnsi="Courier New"/>
-                <w:color w:val="F9FAFB"/>
-                <w:sz w:val="18"/>
-                <w:lang w:val="de-CH"/>
-              </w:rPr>
-              <w:br/>
-            </w:r>
-            <w:proofErr w:type="spellStart"/>
-            <w:r>
-              <w:rPr>
-                <w:rFonts w:ascii="Courier New" w:hAnsi="Courier New"/>
-                <w:color w:val="F9FAFB"/>
-                <w:sz w:val="18"/>
-                <w:lang w:val="de-CH"/>
-              </w:rPr>
-              <w:t>kubectl</w:t>
-            </w:r>
-            <w:proofErr w:type="spellEnd"/>
-            <w:r>
-              <w:rPr>
-                <w:rFonts w:ascii="Courier New" w:hAnsi="Courier New"/>
-                <w:color w:val="F9FAFB"/>
-                <w:sz w:val="18"/>
-                <w:lang w:val="de-CH"/>
-              </w:rPr>
-              <w:t xml:space="preserve"> -n betrieb-</w:t>
-            </w:r>
-            <w:proofErr w:type="spellStart"/>
-            <w:r>
-              <w:rPr>
-                <w:rFonts w:ascii="Courier New" w:hAnsi="Courier New"/>
-                <w:color w:val="F9FAFB"/>
-                <w:sz w:val="18"/>
-                <w:lang w:val="de-CH"/>
-              </w:rPr>
-              <w:t>lab</w:t>
-            </w:r>
-            <w:proofErr w:type="spellEnd"/>
-            <w:r>
-              <w:rPr>
-                <w:rFonts w:ascii="Courier New" w:hAnsi="Courier New"/>
-                <w:color w:val="F9FAFB"/>
-                <w:sz w:val="18"/>
-                <w:lang w:val="de-CH"/>
-              </w:rPr>
-              <w:t xml:space="preserve"> </w:t>
+              <w:t xml:space="preserve"> -n betrieb-lab </w:t>
             </w:r>
             <w:proofErr w:type="spellStart"/>
             <w:r>
@@ -4182,27 +4185,7 @@
                 <w:sz w:val="18"/>
                 <w:lang w:val="de-CH"/>
               </w:rPr>
-              <w:t xml:space="preserve"> -n betrieb-</w:t>
-            </w:r>
-            <w:proofErr w:type="spellStart"/>
-            <w:r>
-              <w:rPr>
-                <w:rFonts w:ascii="Courier New" w:hAnsi="Courier New"/>
-                <w:color w:val="F9FAFB"/>
-                <w:sz w:val="18"/>
-                <w:lang w:val="de-CH"/>
-              </w:rPr>
-              <w:t>lab</w:t>
-            </w:r>
-            <w:proofErr w:type="spellEnd"/>
-            <w:r>
-              <w:rPr>
-                <w:rFonts w:ascii="Courier New" w:hAnsi="Courier New"/>
-                <w:color w:val="F9FAFB"/>
-                <w:sz w:val="18"/>
-                <w:lang w:val="de-CH"/>
-              </w:rPr>
-              <w:t xml:space="preserve"> </w:t>
+              <w:t xml:space="preserve"> -n betrieb-lab </w:t>
             </w:r>
             <w:proofErr w:type="spellStart"/>
             <w:r>
@@ -4817,7 +4800,25 @@
           <w:color w:val="173A70"/>
           <w:sz w:val="18"/>
         </w:rPr>
-        <w:t xml:space="preserve"> 100m in CPU-Kernen?</w:t>
+        <w:t xml:space="preserve"> 100m </w:t>
+      </w:r>
+      <w:proofErr w:type="gramStart"/>
+      <w:r>
+        <w:rPr>
+          <w:b/>
+          <w:color w:val="173A70"/>
+          <w:sz w:val="18"/>
+        </w:rPr>
+        <w:t>in CPU</w:t>
+      </w:r>
+      <w:proofErr w:type="gramEnd"/>
+      <w:r>
+        <w:rPr>
+          <w:b/>
+          <w:color w:val="173A70"/>
+          <w:sz w:val="18"/>
+        </w:rPr>
+        <w:t>-Kernen?</w:t>
       </w:r>
     </w:p>
     <w:tbl>
@@ -4852,9 +4853,15 @@
             <w:pPr>
               <w:spacing w:after="0"/>
               <w:rPr>
-                <w:lang w:val="de-CH"/>
+                <w:lang w:val="en-GB"/>
               </w:rPr>
             </w:pPr>
+            <w:r>
+              <w:rPr>
+                <w:lang w:val="en-GB"/>
+              </w:rPr>
+              <w:t>CPU-Request 100m = 0,1 CPU-Kerne, CPU-Limit 200m = 0,2 CPU-Kerne, maximal 4 Replicas.</w:t>
+            </w:r>
           </w:p>
         </w:tc>
       </w:tr>
@@ -4880,7 +4887,7 @@
             <w:pPr>
               <w:spacing w:after="0"/>
               <w:rPr>
-                <w:lang w:val="de-CH"/>
+                <w:lang w:val="en-GB"/>
               </w:rPr>
             </w:pPr>
           </w:p>
@@ -4891,7 +4898,7 @@
       <w:pPr>
         <w:spacing w:after="20"/>
         <w:rPr>
-          <w:lang w:val="de-CH"/>
+          <w:lang w:val="en-GB"/>
         </w:rPr>
       </w:pPr>
     </w:p>
@@ -5593,23 +5600,7 @@
           <w:sz w:val="21"/>
           <w:lang w:val="de-CH"/>
         </w:rPr>
-        <w:t xml:space="preserve"> lab-web im Namespace betrieb-</w:t>
-      </w:r>
-      <w:proofErr w:type="spellStart"/>
-      <w:r>
-        <w:rPr>
-          <w:sz w:val="21"/>
-          <w:lang w:val="de-CH"/>
-        </w:rPr>
-        <w:t>lab</w:t>
-      </w:r>
-      <w:proofErr w:type="spellEnd"/>
-      <w:r>
-        <w:rPr>
-          <w:sz w:val="21"/>
-          <w:lang w:val="de-CH"/>
-        </w:rPr>
-        <w:t xml:space="preserve"> prüfen. </w:t>
+        <w:t xml:space="preserve"> lab-web im Namespace betrieb-lab prüfen. </w:t>
       </w:r>
       <w:r>
         <w:rPr>
@@ -17855,25 +17846,16 @@
 </file>
 
 <file path=customXml/item1.xml><?xml version="1.0" encoding="utf-8"?>
+<b:Sources xmlns:b="http://schemas.openxmlformats.org/officeDocument/2006/bibliography" xmlns="http://schemas.openxmlformats.org/officeDocument/2006/bibliography" SelectedStyle="/APA.XSL" StyleName="APA"/>
+</file>
+
+<file path=customXml/item2.xml><?xml version="1.0" encoding="utf-8"?>
 <p:properties xmlns:p="http://schemas.microsoft.com/office/2006/metadata/properties" xmlns:xsi="http://www.w3.org/2001/XMLSchema-instance" xmlns:pc="http://schemas.microsoft.com/office/infopath/2007/PartnerControls">
   <documentManagement/>
 </p:properties>
 </file>
 
-<file path=customXml/item2.xml><?xml version="1.0" encoding="utf-8"?>
-<b:Sources xmlns:b="http://schemas.openxmlformats.org/officeDocument/2006/bibliography" xmlns="http://schemas.openxmlformats.org/officeDocument/2006/bibliography" SelectedStyle="/APA.XSL" StyleName="APA"/>
-</file>
-
 <file path=customXml/item3.xml><?xml version="1.0" encoding="utf-8"?>
-<?mso-contentType ?>
-<FormTemplates xmlns="http://schemas.microsoft.com/sharepoint/v3/contenttype/forms">
-  <Display>DocumentLibraryForm</Display>
-  <Edit>DocumentLibraryForm</Edit>
-  <New>DocumentLibraryForm</New>
-</FormTemplates>
-</file>
-
-<file path=customXml/item4.xml><?xml version="1.0" encoding="utf-8"?>
 <ct:contentTypeSchema xmlns:ct="http://schemas.microsoft.com/office/2006/metadata/contentType" xmlns:ma="http://schemas.microsoft.com/office/2006/metadata/properties/metaAttributes" ct:_="" ma:_="" ma:contentTypeName="Document" ma:contentTypeID="0x010100C784058082EA7D4F92A8EB3F041BBC5F" ma:contentTypeVersion="3" ma:contentTypeDescription="Create a new document." ma:contentTypeScope="" ma:versionID="512f654a67f5eff9d602dff0650590ae">
   <xsd:schema xmlns:xsd="http://www.w3.org/2001/XMLSchema" xmlns:xs="http://www.w3.org/2001/XMLSchema" xmlns:p="http://schemas.microsoft.com/office/2006/metadata/properties" xmlns:ns2="91670eb2-d576-49a1-9fa3-763e71e291d2" targetNamespace="http://schemas.microsoft.com/office/2006/metadata/properties" ma:root="true" ma:fieldsID="caa7453da60cfa1a5b81698f93345629" ns2:_="">
     <xsd:import namespace="91670eb2-d576-49a1-9fa3-763e71e291d2"/>
@@ -18011,7 +17993,24 @@
 </ct:contentTypeSchema>
 </file>
 
+<file path=customXml/item4.xml><?xml version="1.0" encoding="utf-8"?>
+<?mso-contentType ?>
+<FormTemplates xmlns="http://schemas.microsoft.com/sharepoint/v3/contenttype/forms">
+  <Display>DocumentLibraryForm</Display>
+  <Edit>DocumentLibraryForm</Edit>
+  <New>DocumentLibraryForm</New>
+</FormTemplates>
+</file>
+
 <file path=customXml/itemProps1.xml><?xml version="1.0" encoding="utf-8"?>
+<ds:datastoreItem xmlns:ds="http://schemas.openxmlformats.org/officeDocument/2006/customXml" ds:itemID="{EF278816-EC6F-A645-907D-7F25AECB1D4A}">
+  <ds:schemaRefs>
+    <ds:schemaRef ds:uri="http://schemas.openxmlformats.org/officeDocument/2006/bibliography"/>
+  </ds:schemaRefs>
+</ds:datastoreItem>
+</file>
+
+<file path=customXml/itemProps2.xml><?xml version="1.0" encoding="utf-8"?>
 <ds:datastoreItem xmlns:ds="http://schemas.openxmlformats.org/officeDocument/2006/customXml" ds:itemID="{A6D69B76-2B04-41E2-8A01-1C6C87E6C8E9}">
   <ds:schemaRefs>
     <ds:schemaRef ds:uri="http://schemas.microsoft.com/office/2006/metadata/properties"/>
@@ -18020,23 +18019,7 @@
 </ds:datastoreItem>
 </file>
 
-<file path=customXml/itemProps2.xml><?xml version="1.0" encoding="utf-8"?>
-<ds:datastoreItem xmlns:ds="http://schemas.openxmlformats.org/officeDocument/2006/customXml" ds:itemID="{EF278816-EC6F-A645-907D-7F25AECB1D4A}">
-  <ds:schemaRefs>
-    <ds:schemaRef ds:uri="http://schemas.openxmlformats.org/officeDocument/2006/bibliography"/>
-  </ds:schemaRefs>
-</ds:datastoreItem>
-</file>
-
 <file path=customXml/itemProps3.xml><?xml version="1.0" encoding="utf-8"?>
-<ds:datastoreItem xmlns:ds="http://schemas.openxmlformats.org/officeDocument/2006/customXml" ds:itemID="{2F4386F5-A3F4-4FF2-A53A-16AC9AFE1F7F}">
-  <ds:schemaRefs>
-    <ds:schemaRef ds:uri="http://schemas.microsoft.com/sharepoint/v3/contenttype/forms"/>
-  </ds:schemaRefs>
-</ds:datastoreItem>
-</file>
-
-<file path=customXml/itemProps4.xml><?xml version="1.0" encoding="utf-8"?>
 <ds:datastoreItem xmlns:ds="http://schemas.openxmlformats.org/officeDocument/2006/customXml" ds:itemID="{07AC6FE1-7762-4B45-8486-EB9366CBAA0F}">
   <ds:schemaRefs>
     <ds:schemaRef ds:uri="http://schemas.microsoft.com/office/2006/metadata/contentType"/>
@@ -18052,4 +18035,12 @@
     <ds:schemaRef ds:uri="http://schemas.microsoft.com/internal/obd"/>
   </ds:schemaRefs>
 </ds:datastoreItem>
+</file>
+
+<file path=customXml/itemProps4.xml><?xml version="1.0" encoding="utf-8"?>
+<ds:datastoreItem xmlns:ds="http://schemas.openxmlformats.org/officeDocument/2006/customXml" ds:itemID="{2F4386F5-A3F4-4FF2-A53A-16AC9AFE1F7F}">
+  <ds:schemaRefs>
+    <ds:schemaRef ds:uri="http://schemas.microsoft.com/sharepoint/v3/contenttype/forms"/>
+  </ds:schemaRefs>
+</ds:datastoreItem>
 </file>